--- a/Real estate capstone project.docx
+++ b/Real estate capstone project.docx
@@ -8,11 +8,50 @@
       </w:r>
     </w:p>
     <w:p>
-      <w:proofErr w:type="gramStart"/>
-      <w:r>
-        <w:t>Website :</w:t>
-      </w:r>
-      <w:proofErr w:type="gramEnd"/>
+      <w:r>
+        <w:t xml:space="preserve">Website : </w:t>
+      </w:r>
+    </w:p>
+    <w:p>
+      <w:pPr>
+        <w:pStyle w:val="ListParagraph"/>
+        <w:numPr>
+          <w:ilvl w:val="0"/>
+          <w:numId w:val="1"/>
+        </w:numPr>
+      </w:pPr>
+      <w:r>
+        <w:t>Analytic Module :</w:t>
+      </w:r>
+    </w:p>
+    <w:p>
+      <w:pPr>
+        <w:pStyle w:val="ListParagraph"/>
+        <w:numPr>
+          <w:ilvl w:val="0"/>
+          <w:numId w:val="2"/>
+        </w:numPr>
+      </w:pPr>
+      <w:r>
+        <w:t>Gurgaon:</w:t>
+      </w:r>
+    </w:p>
+    <w:p>
+      <w:pPr>
+        <w:pStyle w:val="ListParagraph"/>
+        <w:numPr>
+          <w:ilvl w:val="0"/>
+          <w:numId w:val="3"/>
+        </w:numPr>
+      </w:pPr>
+      <w:r>
+        <w:t xml:space="preserve">Spatial analysis : heat map on Gurgaon map , with price scale in different </w:t>
+      </w:r>
+      <w:proofErr w:type="spellStart"/>
+      <w:r>
+        <w:t>color</w:t>
+      </w:r>
+      <w:proofErr w:type="spellEnd"/>
       <w:r>
         <w:t xml:space="preserve"> </w:t>
       </w:r>
@@ -22,171 +61,115 @@
         <w:pStyle w:val="ListParagraph"/>
         <w:numPr>
           <w:ilvl w:val="0"/>
+          <w:numId w:val="3"/>
+        </w:numPr>
+      </w:pPr>
+      <w:r>
+        <w:t>Price distribution across sectors</w:t>
+      </w:r>
+    </w:p>
+    <w:p>
+      <w:pPr>
+        <w:pStyle w:val="ListParagraph"/>
+        <w:numPr>
+          <w:ilvl w:val="0"/>
+          <w:numId w:val="3"/>
+        </w:numPr>
+      </w:pPr>
+      <w:r>
+        <w:t xml:space="preserve">Price v/s square foot analysis : dropdown menu , </w:t>
+      </w:r>
+      <w:proofErr w:type="spellStart"/>
+      <w:r>
+        <w:t>entrie</w:t>
+      </w:r>
+      <w:proofErr w:type="spellEnd"/>
+      <w:r>
+        <w:t xml:space="preserve"> </w:t>
+      </w:r>
+      <w:proofErr w:type="spellStart"/>
+      <w:r>
+        <w:t>gurgaon</w:t>
+      </w:r>
+      <w:proofErr w:type="spellEnd"/>
+      <w:r>
+        <w:t xml:space="preserve"> , sectors of </w:t>
+      </w:r>
+      <w:proofErr w:type="spellStart"/>
+      <w:r>
+        <w:t>gurgaon</w:t>
+      </w:r>
+      <w:proofErr w:type="spellEnd"/>
+      <w:r>
+        <w:t xml:space="preserve"> etc</w:t>
+      </w:r>
+    </w:p>
+    <w:p>
+      <w:pPr>
+        <w:pStyle w:val="ListParagraph"/>
+        <w:numPr>
+          <w:ilvl w:val="0"/>
+          <w:numId w:val="3"/>
+        </w:numPr>
+      </w:pPr>
+      <w:r>
+        <w:t xml:space="preserve">Number of rooms pie chart : dropdown to select the sector </w:t>
+      </w:r>
+    </w:p>
+    <w:p>
+      <w:pPr>
+        <w:pStyle w:val="ListParagraph"/>
+        <w:numPr>
+          <w:ilvl w:val="0"/>
+          <w:numId w:val="3"/>
+        </w:numPr>
+      </w:pPr>
+      <w:r>
+        <w:t xml:space="preserve">Top features </w:t>
+      </w:r>
+      <w:r>
+        <w:t>Word</w:t>
+      </w:r>
+      <w:r>
+        <w:t xml:space="preserve"> cloud</w:t>
+      </w:r>
+    </w:p>
+    <w:p>
+      <w:pPr>
+        <w:pStyle w:val="ListParagraph"/>
+        <w:numPr>
+          <w:ilvl w:val="0"/>
           <w:numId w:val="1"/>
         </w:numPr>
       </w:pPr>
       <w:r>
-        <w:t xml:space="preserve">Analytic </w:t>
-      </w:r>
-      <w:proofErr w:type="gramStart"/>
-      <w:r>
-        <w:t>Module :</w:t>
-      </w:r>
-      <w:proofErr w:type="gramEnd"/>
-    </w:p>
-    <w:p>
-      <w:pPr>
-        <w:pStyle w:val="ListParagraph"/>
-        <w:numPr>
-          <w:ilvl w:val="0"/>
-          <w:numId w:val="2"/>
-        </w:numPr>
-      </w:pPr>
-      <w:r>
-        <w:t>Gurgaon:</w:t>
-      </w:r>
-    </w:p>
-    <w:p>
-      <w:pPr>
-        <w:pStyle w:val="ListParagraph"/>
-        <w:numPr>
-          <w:ilvl w:val="0"/>
-          <w:numId w:val="3"/>
-        </w:numPr>
-      </w:pPr>
-      <w:r>
-        <w:t xml:space="preserve">Spatial </w:t>
-      </w:r>
-      <w:proofErr w:type="gramStart"/>
-      <w:r>
-        <w:t>analysis :</w:t>
-      </w:r>
-      <w:proofErr w:type="gramEnd"/>
-      <w:r>
-        <w:t xml:space="preserve"> heat map on Gurgaon </w:t>
-      </w:r>
-      <w:proofErr w:type="gramStart"/>
-      <w:r>
-        <w:t>map ,</w:t>
-      </w:r>
-      <w:proofErr w:type="gramEnd"/>
-      <w:r>
-        <w:t xml:space="preserve"> with price scale in different </w:t>
-      </w:r>
-      <w:proofErr w:type="spellStart"/>
-      <w:r>
-        <w:t>color</w:t>
-      </w:r>
-      <w:proofErr w:type="spellEnd"/>
-      <w:r>
-        <w:t xml:space="preserve"> </w:t>
-      </w:r>
-    </w:p>
-    <w:p>
-      <w:pPr>
-        <w:pStyle w:val="ListParagraph"/>
-        <w:numPr>
-          <w:ilvl w:val="0"/>
-          <w:numId w:val="3"/>
-        </w:numPr>
-      </w:pPr>
-      <w:r>
-        <w:t>Price distribution across sectors</w:t>
-      </w:r>
-    </w:p>
-    <w:p>
-      <w:pPr>
-        <w:pStyle w:val="ListParagraph"/>
-        <w:numPr>
-          <w:ilvl w:val="0"/>
-          <w:numId w:val="3"/>
-        </w:numPr>
-      </w:pPr>
-      <w:r>
-        <w:t xml:space="preserve">Price v/s square foot </w:t>
-      </w:r>
-      <w:proofErr w:type="gramStart"/>
-      <w:r>
-        <w:t>analysis :</w:t>
-      </w:r>
-      <w:proofErr w:type="gramEnd"/>
-      <w:r>
-        <w:t xml:space="preserve"> dropdown </w:t>
-      </w:r>
-      <w:proofErr w:type="gramStart"/>
-      <w:r>
-        <w:t>menu ,</w:t>
-      </w:r>
-      <w:proofErr w:type="gramEnd"/>
-      <w:r>
-        <w:t xml:space="preserve"> </w:t>
-      </w:r>
-      <w:proofErr w:type="spellStart"/>
-      <w:r>
-        <w:t>entrie</w:t>
-      </w:r>
-      <w:proofErr w:type="spellEnd"/>
-      <w:r>
-        <w:t xml:space="preserve"> </w:t>
-      </w:r>
-      <w:proofErr w:type="spellStart"/>
-      <w:proofErr w:type="gramStart"/>
-      <w:r>
-        <w:t>gurgaon</w:t>
-      </w:r>
-      <w:proofErr w:type="spellEnd"/>
-      <w:r>
-        <w:t xml:space="preserve"> ,</w:t>
-      </w:r>
-      <w:proofErr w:type="gramEnd"/>
-      <w:r>
-        <w:t xml:space="preserve"> sectors of </w:t>
-      </w:r>
-      <w:proofErr w:type="spellStart"/>
-      <w:r>
-        <w:t>gurgaon</w:t>
-      </w:r>
-      <w:proofErr w:type="spellEnd"/>
-      <w:r>
-        <w:t xml:space="preserve"> etc</w:t>
-      </w:r>
-    </w:p>
-    <w:p>
-      <w:pPr>
-        <w:pStyle w:val="ListParagraph"/>
-        <w:numPr>
-          <w:ilvl w:val="0"/>
-          <w:numId w:val="3"/>
-        </w:numPr>
-      </w:pPr>
-      <w:r>
-        <w:t xml:space="preserve">Number of rooms pie </w:t>
-      </w:r>
-      <w:proofErr w:type="gramStart"/>
-      <w:r>
-        <w:t>chart :</w:t>
-      </w:r>
-      <w:proofErr w:type="gramEnd"/>
-      <w:r>
-        <w:t xml:space="preserve"> dropdown to select the sector </w:t>
-      </w:r>
-    </w:p>
-    <w:p>
-      <w:pPr>
-        <w:pStyle w:val="ListParagraph"/>
-        <w:numPr>
-          <w:ilvl w:val="0"/>
-          <w:numId w:val="3"/>
-        </w:numPr>
-      </w:pPr>
-      <w:r>
-        <w:t xml:space="preserve">Top features </w:t>
-      </w:r>
-      <w:r>
-        <w:t>Word</w:t>
-      </w:r>
-      <w:r>
-        <w:t xml:space="preserve"> cloud</w:t>
+        <w:t xml:space="preserve">Insight Module : </w:t>
+      </w:r>
+    </w:p>
+    <w:p>
+      <w:pPr>
+        <w:pStyle w:val="ListParagraph"/>
+        <w:numPr>
+          <w:ilvl w:val="0"/>
+          <w:numId w:val="4"/>
+        </w:numPr>
+      </w:pPr>
+      <w:r>
+        <w:t xml:space="preserve">Price affection by adding or removing the components ( </w:t>
+      </w:r>
+      <w:r>
+        <w:t>playground</w:t>
+      </w:r>
+      <w:r>
+        <w:t xml:space="preserve">, parking, pooja </w:t>
+      </w:r>
+      <w:proofErr w:type="spellStart"/>
+      <w:r>
+        <w:t>ghar</w:t>
+      </w:r>
+      <w:proofErr w:type="spellEnd"/>
+      <w:r>
+        <w:t>, etc)</w:t>
       </w:r>
     </w:p>
     <w:p>
@@ -198,46 +181,15 @@
         </w:numPr>
       </w:pPr>
       <w:r>
-        <w:t xml:space="preserve">Insight </w:t>
-      </w:r>
-      <w:proofErr w:type="gramStart"/>
-      <w:r>
-        <w:t>Module :</w:t>
-      </w:r>
-      <w:proofErr w:type="gramEnd"/>
-      <w:r>
-        <w:t xml:space="preserve"> </w:t>
-      </w:r>
-    </w:p>
-    <w:p>
-      <w:pPr>
-        <w:pStyle w:val="ListParagraph"/>
-        <w:numPr>
-          <w:ilvl w:val="0"/>
-          <w:numId w:val="4"/>
-        </w:numPr>
-      </w:pPr>
-      <w:r>
-        <w:t xml:space="preserve">Price affection by adding or removing the components </w:t>
-      </w:r>
-      <w:proofErr w:type="gramStart"/>
-      <w:r>
-        <w:t xml:space="preserve">( </w:t>
-      </w:r>
-      <w:r>
-        <w:t>playground</w:t>
-      </w:r>
-      <w:proofErr w:type="gramEnd"/>
-      <w:r>
-        <w:t xml:space="preserve">, parking, pooja </w:t>
-      </w:r>
-      <w:proofErr w:type="spellStart"/>
-      <w:r>
-        <w:t>ghar</w:t>
-      </w:r>
-      <w:proofErr w:type="spellEnd"/>
-      <w:r>
-        <w:t>, etc)</w:t>
+        <w:t xml:space="preserve">Price Prediction Module </w:t>
+      </w:r>
+    </w:p>
+    <w:p>
+      <w:pPr>
+        <w:pStyle w:val="ListParagraph"/>
+      </w:pPr>
+      <w:r>
+        <w:t xml:space="preserve">Filter selection the give prediction </w:t>
       </w:r>
     </w:p>
     <w:p>
@@ -249,36 +201,11 @@
         </w:numPr>
       </w:pPr>
       <w:r>
-        <w:t xml:space="preserve">Price Prediction Module </w:t>
-      </w:r>
-    </w:p>
-    <w:p>
-      <w:pPr>
-        <w:pStyle w:val="ListParagraph"/>
-      </w:pPr>
-      <w:r>
-        <w:t xml:space="preserve">Filter selection the give prediction </w:t>
-      </w:r>
-    </w:p>
-    <w:p>
-      <w:pPr>
-        <w:pStyle w:val="ListParagraph"/>
-        <w:numPr>
-          <w:ilvl w:val="0"/>
-          <w:numId w:val="1"/>
-        </w:numPr>
-      </w:pPr>
-      <w:r>
         <w:t>Recommender</w:t>
       </w:r>
       <w:r>
-        <w:t xml:space="preserve"> </w:t>
-      </w:r>
-      <w:proofErr w:type="gramStart"/>
-      <w:r>
-        <w:t>system :</w:t>
-      </w:r>
-      <w:proofErr w:type="gramEnd"/>
+        <w:t xml:space="preserve"> system :</w:t>
+      </w:r>
     </w:p>
     <w:p>
       <w:pPr>
@@ -294,15 +221,7 @@
     </w:p>
     <w:p>
       <w:r>
-        <w:t xml:space="preserve">Project </w:t>
-      </w:r>
-      <w:proofErr w:type="gramStart"/>
-      <w:r>
-        <w:t>Setup :</w:t>
-      </w:r>
-      <w:proofErr w:type="gramEnd"/>
-      <w:r>
-        <w:t xml:space="preserve"> </w:t>
+        <w:t xml:space="preserve">Project Setup : </w:t>
       </w:r>
     </w:p>
     <w:p>
@@ -387,37 +306,8 @@
         </w:numPr>
       </w:pPr>
       <w:r>
-        <w:t xml:space="preserve">Data Gathering </w:t>
-      </w:r>
-      <w:proofErr w:type="gramStart"/>
-      <w:r>
-        <w:t>( web</w:t>
-      </w:r>
-      <w:proofErr w:type="gramEnd"/>
-      <w:r>
-        <w:t xml:space="preserve"> </w:t>
-      </w:r>
-      <w:proofErr w:type="gramStart"/>
-      <w:r>
-        <w:t>scraping ,</w:t>
-      </w:r>
-      <w:proofErr w:type="gramEnd"/>
-      <w:r>
-        <w:t xml:space="preserve"> </w:t>
-      </w:r>
-      <w:proofErr w:type="gramStart"/>
-      <w:r>
-        <w:t>database ,</w:t>
-      </w:r>
-      <w:proofErr w:type="gramEnd"/>
-      <w:r>
-        <w:t xml:space="preserve"> </w:t>
-      </w:r>
-      <w:proofErr w:type="gramStart"/>
-      <w:r>
-        <w:t>etc )</w:t>
-      </w:r>
-      <w:proofErr w:type="gramEnd"/>
+        <w:t>Data Gathering ( web scraping , database , etc )</w:t>
+      </w:r>
     </w:p>
     <w:p>
       <w:pPr>
@@ -440,15 +330,7 @@
         </w:numPr>
       </w:pPr>
       <w:r>
-        <w:t xml:space="preserve">EDA (exploratory Data </w:t>
-      </w:r>
-      <w:proofErr w:type="gramStart"/>
-      <w:r>
-        <w:t>Analysis )</w:t>
-      </w:r>
-      <w:proofErr w:type="gramEnd"/>
-      <w:r>
-        <w:t xml:space="preserve"> </w:t>
+        <w:t xml:space="preserve">EDA (exploratory Data Analysis ) </w:t>
       </w:r>
     </w:p>
     <w:p>
@@ -549,15 +431,7 @@
         </w:numPr>
       </w:pPr>
       <w:r>
-        <w:t xml:space="preserve">Build for any other city </w:t>
-      </w:r>
-      <w:proofErr w:type="gramStart"/>
-      <w:r>
-        <w:t>( PAN</w:t>
-      </w:r>
-      <w:proofErr w:type="gramEnd"/>
-      <w:r>
-        <w:t xml:space="preserve"> </w:t>
+        <w:t xml:space="preserve">Build for any other city ( PAN </w:t>
       </w:r>
       <w:proofErr w:type="spellStart"/>
       <w:r>
@@ -565,15 +439,7 @@
       </w:r>
       <w:proofErr w:type="spellEnd"/>
       <w:r>
-        <w:t xml:space="preserve"> </w:t>
-      </w:r>
-      <w:proofErr w:type="gramStart"/>
-      <w:r>
-        <w:t>project )</w:t>
-      </w:r>
-      <w:proofErr w:type="gramEnd"/>
-      <w:r>
-        <w:t xml:space="preserve"> </w:t>
+        <w:t xml:space="preserve"> project ) </w:t>
       </w:r>
     </w:p>
     <w:p>
@@ -625,13 +491,8 @@
       </w:r>
     </w:p>
     <w:p>
-      <w:proofErr w:type="gramStart"/>
-      <w:r>
-        <w:t>Suggestion :</w:t>
-      </w:r>
-      <w:proofErr w:type="gramEnd"/>
-      <w:r>
-        <w:t xml:space="preserve"> </w:t>
+      <w:r>
+        <w:t xml:space="preserve">Suggestion : </w:t>
       </w:r>
     </w:p>
     <w:p>
@@ -661,38 +522,675 @@
     </w:p>
     <w:p>
       <w:r>
-        <w:t xml:space="preserve">Day </w:t>
-      </w:r>
-      <w:proofErr w:type="gramStart"/>
-      <w:r>
-        <w:t>2 :</w:t>
-      </w:r>
-      <w:proofErr w:type="gramEnd"/>
+        <w:t xml:space="preserve">Day 2 : </w:t>
+      </w:r>
+    </w:p>
+    <w:p/>
+    <w:p>
+      <w:r>
+        <w:t>Plan of Attack :</w:t>
+      </w:r>
+    </w:p>
+    <w:p>
+      <w:pPr>
+        <w:pStyle w:val="ListParagraph"/>
+        <w:numPr>
+          <w:ilvl w:val="0"/>
+          <w:numId w:val="17"/>
+        </w:numPr>
+      </w:pPr>
+      <w:r>
+        <w:t xml:space="preserve">We were having the flat data we cleaned it </w:t>
+      </w:r>
+    </w:p>
+    <w:p>
+      <w:pPr>
+        <w:pStyle w:val="ListParagraph"/>
+        <w:numPr>
+          <w:ilvl w:val="0"/>
+          <w:numId w:val="17"/>
+        </w:numPr>
+      </w:pPr>
+      <w:r>
+        <w:t xml:space="preserve">Then we cleaned the house data </w:t>
+      </w:r>
+    </w:p>
+    <w:p>
+      <w:pPr>
+        <w:pStyle w:val="ListParagraph"/>
+        <w:numPr>
+          <w:ilvl w:val="0"/>
+          <w:numId w:val="17"/>
+        </w:numPr>
+      </w:pPr>
+      <w:r>
+        <w:t xml:space="preserve">We merge both cleaned data </w:t>
+      </w:r>
+    </w:p>
+    <w:p>
+      <w:pPr>
+        <w:pStyle w:val="ListParagraph"/>
+        <w:numPr>
+          <w:ilvl w:val="0"/>
+          <w:numId w:val="17"/>
+        </w:numPr>
+      </w:pPr>
+      <w:r>
+        <w:t xml:space="preserve">Then on merged data we again perform the cleaning and made some relevant feature columns like we extracted sector columns and label the locality name into sector wise manner </w:t>
+      </w:r>
+    </w:p>
+    <w:p>
+      <w:pPr>
+        <w:pStyle w:val="ListParagraph"/>
+        <w:numPr>
+          <w:ilvl w:val="0"/>
+          <w:numId w:val="17"/>
+        </w:numPr>
+      </w:pPr>
+      <w:r>
+        <w:t xml:space="preserve">Then we did univariate analysis EDA understand the distributions and outliers ranges of columns </w:t>
+      </w:r>
+    </w:p>
+    <w:p>
+      <w:pPr>
+        <w:pStyle w:val="ListParagraph"/>
+        <w:numPr>
+          <w:ilvl w:val="0"/>
+          <w:numId w:val="17"/>
+        </w:numPr>
+      </w:pPr>
+      <w:proofErr w:type="spellStart"/>
+      <w:r>
+        <w:t>Thn</w:t>
+      </w:r>
+      <w:proofErr w:type="spellEnd"/>
+      <w:r>
+        <w:t xml:space="preserve"> there were </w:t>
+      </w:r>
+      <w:proofErr w:type="spellStart"/>
+      <w:r>
+        <w:t>diffrenet</w:t>
+      </w:r>
+      <w:proofErr w:type="spellEnd"/>
+      <w:r>
+        <w:t xml:space="preserve"> type of area super built up area , bult up area , carpet area mixed up , in the single </w:t>
+      </w:r>
+      <w:proofErr w:type="spellStart"/>
+      <w:r>
+        <w:t>coulm</w:t>
+      </w:r>
+      <w:proofErr w:type="spellEnd"/>
+      <w:r>
+        <w:t xml:space="preserve"> with many missing </w:t>
+      </w:r>
+      <w:proofErr w:type="spellStart"/>
+      <w:r>
+        <w:t>walues</w:t>
+      </w:r>
+      <w:proofErr w:type="spellEnd"/>
+      <w:r>
+        <w:t xml:space="preserve"> , we created three </w:t>
+      </w:r>
+      <w:proofErr w:type="spellStart"/>
+      <w:r>
+        <w:t>seprate</w:t>
+      </w:r>
+      <w:proofErr w:type="spellEnd"/>
+      <w:r>
+        <w:t xml:space="preserve"> column for each and many thing like that </w:t>
+      </w:r>
+      <w:r>
+        <w:t xml:space="preserve">for bedroom bathroom , servant room , pooja room store room , also there was a columns of </w:t>
+      </w:r>
+      <w:proofErr w:type="spellStart"/>
+      <w:r>
+        <w:t>featureswith</w:t>
+      </w:r>
+      <w:proofErr w:type="spellEnd"/>
+      <w:r>
+        <w:t xml:space="preserve"> the flat and house </w:t>
+      </w:r>
+    </w:p>
+    <w:p>
+      <w:pPr>
+        <w:pStyle w:val="ListParagraph"/>
+        <w:numPr>
+          <w:ilvl w:val="0"/>
+          <w:numId w:val="17"/>
+        </w:numPr>
+      </w:pPr>
+      <w:r>
+        <w:t xml:space="preserve">Extracting furnishing details , AC </w:t>
+      </w:r>
+      <w:proofErr w:type="spellStart"/>
+      <w:r>
+        <w:t>furnitutre</w:t>
+      </w:r>
+      <w:proofErr w:type="spellEnd"/>
+      <w:r>
+        <w:t xml:space="preserve"> m </w:t>
+      </w:r>
+      <w:proofErr w:type="spellStart"/>
+      <w:r>
+        <w:t>gezer</w:t>
+      </w:r>
+      <w:proofErr w:type="spellEnd"/>
+      <w:r>
+        <w:t xml:space="preserve"> , bulb , fans , many thing like that and </w:t>
+      </w:r>
+      <w:proofErr w:type="spellStart"/>
+      <w:r>
+        <w:t>desing</w:t>
+      </w:r>
+      <w:proofErr w:type="spellEnd"/>
+      <w:r>
+        <w:t xml:space="preserve"> the valid column to </w:t>
+      </w:r>
+      <w:proofErr w:type="spellStart"/>
+      <w:r>
+        <w:t>preservwe</w:t>
+      </w:r>
+      <w:proofErr w:type="spellEnd"/>
+      <w:r>
+        <w:t xml:space="preserve"> these details </w:t>
+      </w:r>
+    </w:p>
+    <w:p>
+      <w:pPr>
+        <w:pStyle w:val="ListParagraph"/>
+        <w:numPr>
+          <w:ilvl w:val="0"/>
+          <w:numId w:val="17"/>
+        </w:numPr>
+      </w:pPr>
+      <w:r>
+        <w:t xml:space="preserve">By use of K </w:t>
+      </w:r>
+      <w:proofErr w:type="spellStart"/>
+      <w:r>
+        <w:t>menass</w:t>
+      </w:r>
+      <w:proofErr w:type="spellEnd"/>
+      <w:r>
+        <w:t xml:space="preserve"> clustering we classified furnishing details to into categories </w:t>
+      </w:r>
+    </w:p>
+    <w:p>
+      <w:pPr>
+        <w:pStyle w:val="ListParagraph"/>
+        <w:numPr>
+          <w:ilvl w:val="0"/>
+          <w:numId w:val="17"/>
+        </w:numPr>
+      </w:pPr>
+      <w:r>
+        <w:t xml:space="preserve">Then we again did  </w:t>
+      </w:r>
+      <w:proofErr w:type="spellStart"/>
+      <w:r>
+        <w:t>eDa</w:t>
+      </w:r>
+      <w:proofErr w:type="spellEnd"/>
+      <w:r>
+        <w:t xml:space="preserve"> multivariate analysis </w:t>
+      </w:r>
+    </w:p>
+    <w:p>
+      <w:pPr>
+        <w:pStyle w:val="ListParagraph"/>
+        <w:numPr>
+          <w:ilvl w:val="0"/>
+          <w:numId w:val="17"/>
+        </w:numPr>
+      </w:pPr>
+      <w:r>
+        <w:t xml:space="preserve">Also EDA with the help of </w:t>
+      </w:r>
+      <w:proofErr w:type="spellStart"/>
+      <w:r>
+        <w:t>Pnadas</w:t>
+      </w:r>
+      <w:proofErr w:type="spellEnd"/>
+      <w:r>
+        <w:t xml:space="preserve"> profiling </w:t>
+      </w:r>
+    </w:p>
+    <w:p>
+      <w:pPr>
+        <w:pStyle w:val="ListParagraph"/>
+        <w:numPr>
+          <w:ilvl w:val="0"/>
+          <w:numId w:val="17"/>
+        </w:numPr>
+      </w:pPr>
+      <w:r>
+        <w:t xml:space="preserve">Then we did outlier treatment of each columns </w:t>
+      </w:r>
+    </w:p>
+    <w:p>
+      <w:pPr>
+        <w:pStyle w:val="ListParagraph"/>
+        <w:numPr>
+          <w:ilvl w:val="0"/>
+          <w:numId w:val="17"/>
+        </w:numPr>
+      </w:pPr>
+      <w:r>
+        <w:t xml:space="preserve">Then we did missing values imputation </w:t>
+      </w:r>
+    </w:p>
+    <w:p>
+      <w:pPr>
+        <w:pStyle w:val="ListParagraph"/>
+        <w:numPr>
+          <w:ilvl w:val="0"/>
+          <w:numId w:val="17"/>
+        </w:numPr>
+      </w:pPr>
+      <w:r>
+        <w:t xml:space="preserve">Then we tried many base line model like : </w:t>
+      </w:r>
+    </w:p>
+    <w:p>
+      <w:pPr>
+        <w:pStyle w:val="ListParagraph"/>
+        <w:numPr>
+          <w:ilvl w:val="0"/>
+          <w:numId w:val="17"/>
+        </w:numPr>
+      </w:pPr>
+      <w:r>
+        <w:t xml:space="preserve">Linear Regression with OHE </w:t>
+      </w:r>
+    </w:p>
+    <w:p>
+      <w:pPr>
+        <w:pStyle w:val="ListParagraph"/>
+        <w:numPr>
+          <w:ilvl w:val="0"/>
+          <w:numId w:val="17"/>
+        </w:numPr>
+      </w:pPr>
+      <w:r>
+        <w:t xml:space="preserve">SVR kernel  </w:t>
+      </w:r>
+    </w:p>
+    <w:p>
+      <w:pPr>
+        <w:pStyle w:val="ListParagraph"/>
+        <w:numPr>
+          <w:ilvl w:val="0"/>
+          <w:numId w:val="17"/>
+        </w:numPr>
+      </w:pPr>
+      <w:r>
+        <w:t>Then we move towards the model selection by trying many models :</w:t>
+      </w:r>
+    </w:p>
+    <w:p>
+      <w:pPr>
+        <w:pStyle w:val="ListParagraph"/>
+        <w:numPr>
+          <w:ilvl w:val="0"/>
+          <w:numId w:val="17"/>
+        </w:numPr>
+      </w:pPr>
+      <w:r>
+        <w:t xml:space="preserve"> 'linear_reg':</w:t>
+      </w:r>
+      <w:proofErr w:type="spellStart"/>
+      <w:r>
+        <w:t>LinearRegression</w:t>
+      </w:r>
+      <w:proofErr w:type="spellEnd"/>
+      <w:r>
+        <w:t>(),</w:t>
+      </w:r>
+    </w:p>
+    <w:p>
+      <w:pPr>
+        <w:pStyle w:val="ListParagraph"/>
+        <w:numPr>
+          <w:ilvl w:val="0"/>
+          <w:numId w:val="17"/>
+        </w:numPr>
+      </w:pPr>
+      <w:r>
+        <w:t xml:space="preserve">    '</w:t>
+      </w:r>
+      <w:proofErr w:type="spellStart"/>
+      <w:r>
+        <w:t>svr</w:t>
+      </w:r>
+      <w:proofErr w:type="spellEnd"/>
+      <w:r>
+        <w:t>':SVR(),</w:t>
+      </w:r>
+    </w:p>
+    <w:p>
+      <w:pPr>
+        <w:pStyle w:val="ListParagraph"/>
+        <w:numPr>
+          <w:ilvl w:val="0"/>
+          <w:numId w:val="17"/>
+        </w:numPr>
+      </w:pPr>
+      <w:r>
+        <w:t xml:space="preserve">    '</w:t>
+      </w:r>
+      <w:proofErr w:type="spellStart"/>
+      <w:r>
+        <w:t>ridge':Ridge</w:t>
+      </w:r>
+      <w:proofErr w:type="spellEnd"/>
+      <w:r>
+        <w:t>(),</w:t>
+      </w:r>
+    </w:p>
+    <w:p>
+      <w:pPr>
+        <w:pStyle w:val="ListParagraph"/>
+        <w:numPr>
+          <w:ilvl w:val="0"/>
+          <w:numId w:val="17"/>
+        </w:numPr>
+      </w:pPr>
+      <w:r>
+        <w:t xml:space="preserve">    '</w:t>
+      </w:r>
+      <w:proofErr w:type="spellStart"/>
+      <w:r>
+        <w:t>LASSO':Lasso</w:t>
+      </w:r>
+      <w:proofErr w:type="spellEnd"/>
+      <w:r>
+        <w:t>(),</w:t>
+      </w:r>
+    </w:p>
+    <w:p>
+      <w:pPr>
+        <w:pStyle w:val="ListParagraph"/>
+        <w:numPr>
+          <w:ilvl w:val="0"/>
+          <w:numId w:val="17"/>
+        </w:numPr>
+      </w:pPr>
+      <w:r>
+        <w:t xml:space="preserve">    'decision tree': DecisionTreeRegressor(),</w:t>
+      </w:r>
+    </w:p>
+    <w:p>
+      <w:pPr>
+        <w:pStyle w:val="ListParagraph"/>
+        <w:numPr>
+          <w:ilvl w:val="0"/>
+          <w:numId w:val="17"/>
+        </w:numPr>
+      </w:pPr>
+      <w:r>
+        <w:t xml:space="preserve">    'random forest':</w:t>
+      </w:r>
+      <w:proofErr w:type="spellStart"/>
+      <w:r>
+        <w:t>RandomForestRegressor</w:t>
+      </w:r>
+      <w:proofErr w:type="spellEnd"/>
+      <w:r>
+        <w:t>(),</w:t>
+      </w:r>
+    </w:p>
+    <w:p>
+      <w:pPr>
+        <w:pStyle w:val="ListParagraph"/>
+        <w:numPr>
+          <w:ilvl w:val="0"/>
+          <w:numId w:val="17"/>
+        </w:numPr>
+      </w:pPr>
+      <w:r>
+        <w:t xml:space="preserve">    'extra trees': </w:t>
+      </w:r>
+      <w:proofErr w:type="spellStart"/>
+      <w:r>
+        <w:t>ExtraTreesRegressor</w:t>
+      </w:r>
+      <w:proofErr w:type="spellEnd"/>
+      <w:r>
+        <w:t>(),</w:t>
+      </w:r>
+    </w:p>
+    <w:p>
+      <w:pPr>
+        <w:pStyle w:val="ListParagraph"/>
+        <w:numPr>
+          <w:ilvl w:val="0"/>
+          <w:numId w:val="17"/>
+        </w:numPr>
+      </w:pPr>
+      <w:r>
+        <w:t xml:space="preserve">    'gradient boosting': </w:t>
+      </w:r>
+      <w:proofErr w:type="spellStart"/>
+      <w:r>
+        <w:t>GradientBoostingRegressor</w:t>
+      </w:r>
+      <w:proofErr w:type="spellEnd"/>
+      <w:r>
+        <w:t>(),</w:t>
+      </w:r>
+    </w:p>
+    <w:p>
+      <w:pPr>
+        <w:pStyle w:val="ListParagraph"/>
+        <w:numPr>
+          <w:ilvl w:val="0"/>
+          <w:numId w:val="17"/>
+        </w:numPr>
+      </w:pPr>
+      <w:r>
+        <w:t xml:space="preserve">    '</w:t>
+      </w:r>
+      <w:proofErr w:type="spellStart"/>
+      <w:r>
+        <w:t>adaboost</w:t>
+      </w:r>
+      <w:proofErr w:type="spellEnd"/>
+      <w:r>
+        <w:t xml:space="preserve">': </w:t>
+      </w:r>
+      <w:proofErr w:type="spellStart"/>
+      <w:r>
+        <w:t>AdaBoostRegressor</w:t>
+      </w:r>
+      <w:proofErr w:type="spellEnd"/>
+      <w:r>
+        <w:t>(),</w:t>
+      </w:r>
+    </w:p>
+    <w:p>
+      <w:pPr>
+        <w:pStyle w:val="ListParagraph"/>
+        <w:numPr>
+          <w:ilvl w:val="0"/>
+          <w:numId w:val="17"/>
+        </w:numPr>
+      </w:pPr>
+      <w:r>
+        <w:t xml:space="preserve">    '</w:t>
+      </w:r>
+      <w:proofErr w:type="spellStart"/>
+      <w:r>
+        <w:t>mlp</w:t>
+      </w:r>
+      <w:proofErr w:type="spellEnd"/>
+      <w:r>
+        <w:t xml:space="preserve">': </w:t>
+      </w:r>
+      <w:proofErr w:type="spellStart"/>
+      <w:r>
+        <w:t>MLPRegressor</w:t>
+      </w:r>
+      <w:proofErr w:type="spellEnd"/>
+      <w:r>
+        <w:t>(),</w:t>
+      </w:r>
+    </w:p>
+    <w:p>
+      <w:pPr>
+        <w:pStyle w:val="ListParagraph"/>
+        <w:numPr>
+          <w:ilvl w:val="0"/>
+          <w:numId w:val="17"/>
+        </w:numPr>
+      </w:pPr>
+      <w:r>
+        <w:t xml:space="preserve">    '</w:t>
+      </w:r>
+      <w:proofErr w:type="spellStart"/>
+      <w:r>
+        <w:t>xgboost</w:t>
+      </w:r>
+      <w:proofErr w:type="spellEnd"/>
+      <w:r>
+        <w:t>':</w:t>
+      </w:r>
+      <w:proofErr w:type="spellStart"/>
+      <w:r>
+        <w:t>XGBRegressor</w:t>
+      </w:r>
+      <w:proofErr w:type="spellEnd"/>
+      <w:r>
+        <w:t>()</w:t>
+      </w:r>
+      <w:r>
+        <w:t xml:space="preserve"> with OHE and ordinal </w:t>
+      </w:r>
+      <w:proofErr w:type="spellStart"/>
+      <w:r>
+        <w:t>incodeing</w:t>
+      </w:r>
+      <w:proofErr w:type="spellEnd"/>
       <w:r>
         <w:t xml:space="preserve"> </w:t>
       </w:r>
     </w:p>
-    <w:p/>
-    <w:p>
-      <w:r>
-        <w:t xml:space="preserve">Plan of </w:t>
-      </w:r>
-      <w:proofErr w:type="gramStart"/>
-      <w:r>
-        <w:t>Attack :</w:t>
-      </w:r>
-      <w:proofErr w:type="gramEnd"/>
-    </w:p>
-    <w:p/>
-    <w:p>
-      <w:r>
-        <w:t xml:space="preserve">Flats </w:t>
-      </w:r>
-      <w:proofErr w:type="gramStart"/>
-      <w:r>
-        <w:t>Data :</w:t>
-      </w:r>
-      <w:proofErr w:type="gramEnd"/>
+    <w:p>
+      <w:pPr>
+        <w:pStyle w:val="ListParagraph"/>
+        <w:numPr>
+          <w:ilvl w:val="0"/>
+          <w:numId w:val="17"/>
+        </w:numPr>
+      </w:pPr>
+      <w:r>
+        <w:t xml:space="preserve">We use all these model by applying the PCA </w:t>
+      </w:r>
+    </w:p>
+    <w:p>
+      <w:pPr>
+        <w:pStyle w:val="ListParagraph"/>
+        <w:numPr>
+          <w:ilvl w:val="0"/>
+          <w:numId w:val="17"/>
+        </w:numPr>
+      </w:pPr>
+      <w:r>
+        <w:t xml:space="preserve">We use all these model with help of </w:t>
+      </w:r>
+      <w:proofErr w:type="spellStart"/>
+      <w:r>
+        <w:t>apllying</w:t>
+      </w:r>
+      <w:proofErr w:type="spellEnd"/>
+      <w:r>
+        <w:t xml:space="preserve"> Target Encoding </w:t>
+      </w:r>
+    </w:p>
+    <w:p>
+      <w:pPr>
+        <w:pStyle w:val="ListParagraph"/>
+        <w:numPr>
+          <w:ilvl w:val="0"/>
+          <w:numId w:val="17"/>
+        </w:numPr>
+      </w:pPr>
+      <w:proofErr w:type="spellStart"/>
+      <w:r>
+        <w:t>Coparing</w:t>
+      </w:r>
+      <w:proofErr w:type="spellEnd"/>
+      <w:r>
+        <w:t xml:space="preserve"> the result are these three </w:t>
+      </w:r>
+      <w:proofErr w:type="spellStart"/>
+      <w:r>
+        <w:t>secnairo</w:t>
+      </w:r>
+      <w:proofErr w:type="spellEnd"/>
+      <w:r>
+        <w:t xml:space="preserve"> side by side </w:t>
+      </w:r>
+    </w:p>
+    <w:p>
+      <w:pPr>
+        <w:pStyle w:val="ListParagraph"/>
+        <w:numPr>
+          <w:ilvl w:val="0"/>
+          <w:numId w:val="17"/>
+        </w:numPr>
+      </w:pPr>
+      <w:r>
+        <w:t xml:space="preserve">Then on </w:t>
+      </w:r>
+      <w:proofErr w:type="spellStart"/>
+      <w:r>
+        <w:t>clusion</w:t>
+      </w:r>
+      <w:proofErr w:type="spellEnd"/>
+      <w:r>
+        <w:t xml:space="preserve"> we followed the </w:t>
+      </w:r>
+      <w:proofErr w:type="spellStart"/>
+      <w:r>
+        <w:t>RandomForestRegresor</w:t>
+      </w:r>
+      <w:proofErr w:type="spellEnd"/>
+      <w:r>
+        <w:t xml:space="preserve"> with the </w:t>
+      </w:r>
+      <w:proofErr w:type="spellStart"/>
+      <w:r>
+        <w:t>gridsearch</w:t>
+      </w:r>
+      <w:proofErr w:type="spellEnd"/>
+      <w:r>
+        <w:t xml:space="preserve"> cv and find the best parameter </w:t>
+      </w:r>
+    </w:p>
+    <w:p>
+      <w:pPr>
+        <w:pStyle w:val="ListParagraph"/>
+        <w:numPr>
+          <w:ilvl w:val="0"/>
+          <w:numId w:val="17"/>
+        </w:numPr>
+      </w:pPr>
+      <w:r>
+        <w:t xml:space="preserve">We got the r2 score of .8989 and </w:t>
+      </w:r>
+      <w:proofErr w:type="spellStart"/>
+      <w:r>
+        <w:t>mae</w:t>
+      </w:r>
+      <w:proofErr w:type="spellEnd"/>
+      <w:r>
+        <w:t xml:space="preserve"> of .5448  for our price prediction </w:t>
+      </w:r>
+      <w:proofErr w:type="spellStart"/>
+      <w:r>
+        <w:t>modle</w:t>
+      </w:r>
+      <w:proofErr w:type="spellEnd"/>
       <w:r>
         <w:t xml:space="preserve"> </w:t>
       </w:r>
@@ -702,22 +1200,46 @@
         <w:pStyle w:val="ListParagraph"/>
         <w:numPr>
           <w:ilvl w:val="0"/>
-          <w:numId w:val="11"/>
-        </w:numPr>
-      </w:pPr>
-      <w:r>
-        <w:t xml:space="preserve">Clean </w:t>
-      </w:r>
-    </w:p>
-    <w:p>
-      <w:r>
-        <w:t xml:space="preserve">Houses </w:t>
-      </w:r>
-      <w:proofErr w:type="gramStart"/>
-      <w:r>
-        <w:t>Data :</w:t>
-      </w:r>
-      <w:proofErr w:type="gramEnd"/>
+          <w:numId w:val="17"/>
+        </w:numPr>
+      </w:pPr>
+      <w:r>
+        <w:t xml:space="preserve">Then we move towards recommender model we made three </w:t>
+      </w:r>
+      <w:proofErr w:type="spellStart"/>
+      <w:r>
+        <w:t>recmmonder</w:t>
+      </w:r>
+      <w:proofErr w:type="spellEnd"/>
+      <w:r>
+        <w:t xml:space="preserve"> based model one was price based , location based , feature based </w:t>
+      </w:r>
+    </w:p>
+    <w:p>
+      <w:pPr>
+        <w:pStyle w:val="ListParagraph"/>
+        <w:numPr>
+          <w:ilvl w:val="0"/>
+          <w:numId w:val="17"/>
+        </w:numPr>
+      </w:pPr>
+      <w:r>
+        <w:lastRenderedPageBreak/>
+        <w:t xml:space="preserve">For that we use data set of apartments and we use </w:t>
+      </w:r>
+      <w:proofErr w:type="spellStart"/>
+      <w:r>
+        <w:t>TfidVectorizer</w:t>
+      </w:r>
+      <w:proofErr w:type="spellEnd"/>
+      <w:r>
+        <w:t xml:space="preserve"> design three recommender based model by using </w:t>
+      </w:r>
+      <w:proofErr w:type="spellStart"/>
+      <w:r>
+        <w:t>cosine_similairty</w:t>
+      </w:r>
+      <w:proofErr w:type="spellEnd"/>
       <w:r>
         <w:t xml:space="preserve"> </w:t>
       </w:r>
@@ -727,29 +1249,38 @@
         <w:pStyle w:val="ListParagraph"/>
         <w:numPr>
           <w:ilvl w:val="0"/>
-          <w:numId w:val="12"/>
-        </w:numPr>
-      </w:pPr>
-      <w:r>
-        <w:t xml:space="preserve">Clean </w:t>
-      </w:r>
-    </w:p>
-    <w:p>
-      <w:r>
-        <w:t xml:space="preserve">Then we merged the both data and do the cleaning again </w:t>
-      </w:r>
-    </w:p>
-    <w:p>
-      <w:proofErr w:type="gramStart"/>
-      <w:r>
-        <w:t>Also</w:t>
-      </w:r>
-      <w:proofErr w:type="gramEnd"/>
-      <w:r>
-        <w:t xml:space="preserve"> we did excel cleaning initially </w:t>
-      </w:r>
-    </w:p>
-    <w:p/>
+          <w:numId w:val="17"/>
+        </w:numPr>
+      </w:pPr>
+      <w:r>
+        <w:t xml:space="preserve">By help of pipeline we </w:t>
+      </w:r>
+      <w:proofErr w:type="spellStart"/>
+      <w:r>
+        <w:t>exposrt</w:t>
+      </w:r>
+      <w:proofErr w:type="spellEnd"/>
+      <w:r>
+        <w:t xml:space="preserve"> all model into </w:t>
+      </w:r>
+      <w:proofErr w:type="spellStart"/>
+      <w:r>
+        <w:t>streamlit</w:t>
+      </w:r>
+      <w:proofErr w:type="spellEnd"/>
+      <w:r>
+        <w:t xml:space="preserve"> file , and made a website </w:t>
+      </w:r>
+    </w:p>
+    <w:p>
+      <w:pPr>
+        <w:pStyle w:val="ListParagraph"/>
+        <w:numPr>
+          <w:ilvl w:val="0"/>
+          <w:numId w:val="17"/>
+        </w:numPr>
+      </w:pPr>
+    </w:p>
     <w:sectPr>
       <w:pgSz w:w="11906" w:h="16838"/>
       <w:pgMar w:top="1440" w:right="1440" w:bottom="1440" w:left="1440" w:header="708" w:footer="708" w:gutter="0"/>
@@ -1345,6 +1876,95 @@
     </w:lvl>
   </w:abstractNum>
   <w:abstractNum w:abstractNumId="6" w15:restartNumberingAfterBreak="0">
+    <w:nsid w:val="1E26438C"/>
+    <w:multiLevelType w:val="hybridMultilevel"/>
+    <w:tmpl w:val="FC84FB16"/>
+    <w:lvl w:ilvl="0" w:tplc="4009000F">
+      <w:start w:val="1"/>
+      <w:numFmt w:val="decimal"/>
+      <w:lvlText w:val="%1."/>
+      <w:lvlJc w:val="left"/>
+      <w:pPr>
+        <w:ind w:left="720" w:hanging="360"/>
+      </w:pPr>
+      <w:rPr>
+        <w:rFonts w:hint="default"/>
+      </w:rPr>
+    </w:lvl>
+    <w:lvl w:ilvl="1" w:tplc="40090019" w:tentative="1">
+      <w:start w:val="1"/>
+      <w:numFmt w:val="lowerLetter"/>
+      <w:lvlText w:val="%2."/>
+      <w:lvlJc w:val="left"/>
+      <w:pPr>
+        <w:ind w:left="1440" w:hanging="360"/>
+      </w:pPr>
+    </w:lvl>
+    <w:lvl w:ilvl="2" w:tplc="4009001B" w:tentative="1">
+      <w:start w:val="1"/>
+      <w:numFmt w:val="lowerRoman"/>
+      <w:lvlText w:val="%3."/>
+      <w:lvlJc w:val="right"/>
+      <w:pPr>
+        <w:ind w:left="2160" w:hanging="180"/>
+      </w:pPr>
+    </w:lvl>
+    <w:lvl w:ilvl="3" w:tplc="4009000F" w:tentative="1">
+      <w:start w:val="1"/>
+      <w:numFmt w:val="decimal"/>
+      <w:lvlText w:val="%4."/>
+      <w:lvlJc w:val="left"/>
+      <w:pPr>
+        <w:ind w:left="2880" w:hanging="360"/>
+      </w:pPr>
+    </w:lvl>
+    <w:lvl w:ilvl="4" w:tplc="40090019" w:tentative="1">
+      <w:start w:val="1"/>
+      <w:numFmt w:val="lowerLetter"/>
+      <w:lvlText w:val="%5."/>
+      <w:lvlJc w:val="left"/>
+      <w:pPr>
+        <w:ind w:left="3600" w:hanging="360"/>
+      </w:pPr>
+    </w:lvl>
+    <w:lvl w:ilvl="5" w:tplc="4009001B" w:tentative="1">
+      <w:start w:val="1"/>
+      <w:numFmt w:val="lowerRoman"/>
+      <w:lvlText w:val="%6."/>
+      <w:lvlJc w:val="right"/>
+      <w:pPr>
+        <w:ind w:left="4320" w:hanging="180"/>
+      </w:pPr>
+    </w:lvl>
+    <w:lvl w:ilvl="6" w:tplc="4009000F" w:tentative="1">
+      <w:start w:val="1"/>
+      <w:numFmt w:val="decimal"/>
+      <w:lvlText w:val="%7."/>
+      <w:lvlJc w:val="left"/>
+      <w:pPr>
+        <w:ind w:left="5040" w:hanging="360"/>
+      </w:pPr>
+    </w:lvl>
+    <w:lvl w:ilvl="7" w:tplc="40090019" w:tentative="1">
+      <w:start w:val="1"/>
+      <w:numFmt w:val="lowerLetter"/>
+      <w:lvlText w:val="%8."/>
+      <w:lvlJc w:val="left"/>
+      <w:pPr>
+        <w:ind w:left="5760" w:hanging="360"/>
+      </w:pPr>
+    </w:lvl>
+    <w:lvl w:ilvl="8" w:tplc="4009001B" w:tentative="1">
+      <w:start w:val="1"/>
+      <w:numFmt w:val="lowerRoman"/>
+      <w:lvlText w:val="%9."/>
+      <w:lvlJc w:val="right"/>
+      <w:pPr>
+        <w:ind w:left="6480" w:hanging="180"/>
+      </w:pPr>
+    </w:lvl>
+  </w:abstractNum>
+  <w:abstractNum w:abstractNumId="7" w15:restartNumberingAfterBreak="0">
     <w:nsid w:val="262D5918"/>
     <w:multiLevelType w:val="hybridMultilevel"/>
     <w:tmpl w:val="B90C8F46"/>
@@ -1433,7 +2053,7 @@
       </w:pPr>
     </w:lvl>
   </w:abstractNum>
-  <w:abstractNum w:abstractNumId="7" w15:restartNumberingAfterBreak="0">
+  <w:abstractNum w:abstractNumId="8" w15:restartNumberingAfterBreak="0">
     <w:nsid w:val="2E0528A5"/>
     <w:multiLevelType w:val="hybridMultilevel"/>
     <w:tmpl w:val="F87404EC"/>
@@ -1522,7 +2142,7 @@
       </w:pPr>
     </w:lvl>
   </w:abstractNum>
-  <w:abstractNum w:abstractNumId="8" w15:restartNumberingAfterBreak="0">
+  <w:abstractNum w:abstractNumId="9" w15:restartNumberingAfterBreak="0">
     <w:nsid w:val="2E3B5AA8"/>
     <w:multiLevelType w:val="hybridMultilevel"/>
     <w:tmpl w:val="C30EA6BA"/>
@@ -1635,7 +2255,7 @@
       </w:rPr>
     </w:lvl>
   </w:abstractNum>
-  <w:abstractNum w:abstractNumId="9" w15:restartNumberingAfterBreak="0">
+  <w:abstractNum w:abstractNumId="10" w15:restartNumberingAfterBreak="0">
     <w:nsid w:val="4B74547E"/>
     <w:multiLevelType w:val="hybridMultilevel"/>
     <w:tmpl w:val="1B6AF8AA"/>
@@ -1724,7 +2344,7 @@
       </w:pPr>
     </w:lvl>
   </w:abstractNum>
-  <w:abstractNum w:abstractNumId="10" w15:restartNumberingAfterBreak="0">
+  <w:abstractNum w:abstractNumId="11" w15:restartNumberingAfterBreak="0">
     <w:nsid w:val="608762DB"/>
     <w:multiLevelType w:val="hybridMultilevel"/>
     <w:tmpl w:val="429CBCFE"/>
@@ -1813,7 +2433,7 @@
       </w:pPr>
     </w:lvl>
   </w:abstractNum>
-  <w:abstractNum w:abstractNumId="11" w15:restartNumberingAfterBreak="0">
+  <w:abstractNum w:abstractNumId="12" w15:restartNumberingAfterBreak="0">
     <w:nsid w:val="65A66279"/>
     <w:multiLevelType w:val="hybridMultilevel"/>
     <w:tmpl w:val="B566B802"/>
@@ -1902,7 +2522,7 @@
       </w:pPr>
     </w:lvl>
   </w:abstractNum>
-  <w:abstractNum w:abstractNumId="12" w15:restartNumberingAfterBreak="0">
+  <w:abstractNum w:abstractNumId="13" w15:restartNumberingAfterBreak="0">
     <w:nsid w:val="717431FF"/>
     <w:multiLevelType w:val="hybridMultilevel"/>
     <w:tmpl w:val="E3F262CC"/>
@@ -1991,7 +2611,7 @@
       </w:pPr>
     </w:lvl>
   </w:abstractNum>
-  <w:abstractNum w:abstractNumId="13" w15:restartNumberingAfterBreak="0">
+  <w:abstractNum w:abstractNumId="14" w15:restartNumberingAfterBreak="0">
     <w:nsid w:val="76783E77"/>
     <w:multiLevelType w:val="hybridMultilevel"/>
     <w:tmpl w:val="775EC3A4"/>
@@ -2080,7 +2700,7 @@
       </w:pPr>
     </w:lvl>
   </w:abstractNum>
-  <w:abstractNum w:abstractNumId="14" w15:restartNumberingAfterBreak="0">
+  <w:abstractNum w:abstractNumId="15" w15:restartNumberingAfterBreak="0">
     <w:nsid w:val="77072737"/>
     <w:multiLevelType w:val="hybridMultilevel"/>
     <w:tmpl w:val="BCFA7018"/>
@@ -2169,7 +2789,7 @@
       </w:pPr>
     </w:lvl>
   </w:abstractNum>
-  <w:abstractNum w:abstractNumId="15" w15:restartNumberingAfterBreak="0">
+  <w:abstractNum w:abstractNumId="16" w15:restartNumberingAfterBreak="0">
     <w:nsid w:val="7E1A02FA"/>
     <w:multiLevelType w:val="hybridMultilevel"/>
     <w:tmpl w:val="26224436"/>
@@ -2259,37 +2879,37 @@
     </w:lvl>
   </w:abstractNum>
   <w:num w:numId="1" w16cid:durableId="319041242">
-    <w:abstractNumId w:val="9"/>
+    <w:abstractNumId w:val="10"/>
   </w:num>
   <w:num w:numId="2" w16cid:durableId="444160865">
     <w:abstractNumId w:val="0"/>
   </w:num>
   <w:num w:numId="3" w16cid:durableId="1141119694">
-    <w:abstractNumId w:val="11"/>
+    <w:abstractNumId w:val="12"/>
   </w:num>
   <w:num w:numId="4" w16cid:durableId="124353135">
-    <w:abstractNumId w:val="14"/>
+    <w:abstractNumId w:val="15"/>
   </w:num>
   <w:num w:numId="5" w16cid:durableId="1730834605">
+    <w:abstractNumId w:val="8"/>
+  </w:num>
+  <w:num w:numId="6" w16cid:durableId="932394106">
     <w:abstractNumId w:val="7"/>
   </w:num>
-  <w:num w:numId="6" w16cid:durableId="932394106">
-    <w:abstractNumId w:val="6"/>
-  </w:num>
   <w:num w:numId="7" w16cid:durableId="526332043">
-    <w:abstractNumId w:val="12"/>
+    <w:abstractNumId w:val="13"/>
   </w:num>
   <w:num w:numId="8" w16cid:durableId="580138187">
     <w:abstractNumId w:val="2"/>
   </w:num>
   <w:num w:numId="9" w16cid:durableId="927270479">
-    <w:abstractNumId w:val="13"/>
+    <w:abstractNumId w:val="14"/>
   </w:num>
   <w:num w:numId="10" w16cid:durableId="284317590">
     <w:abstractNumId w:val="4"/>
   </w:num>
   <w:num w:numId="11" w16cid:durableId="66419320">
-    <w:abstractNumId w:val="10"/>
+    <w:abstractNumId w:val="11"/>
   </w:num>
   <w:num w:numId="12" w16cid:durableId="1705447544">
     <w:abstractNumId w:val="1"/>
@@ -2301,10 +2921,13 @@
     <w:abstractNumId w:val="3"/>
   </w:num>
   <w:num w:numId="15" w16cid:durableId="188419859">
-    <w:abstractNumId w:val="8"/>
+    <w:abstractNumId w:val="9"/>
   </w:num>
   <w:num w:numId="16" w16cid:durableId="77487317">
-    <w:abstractNumId w:val="15"/>
+    <w:abstractNumId w:val="16"/>
+  </w:num>
+  <w:num w:numId="17" w16cid:durableId="636253872">
+    <w:abstractNumId w:val="6"/>
   </w:num>
 </w:numbering>
 </file>
